--- a/out/ashley.hindmarsh.cv.docx
+++ b/out/ashley.hindmarsh.cv.docx
@@ -6,20 +6,20 @@
       <w:pPr>
         <w:pStyle w:val="Heading1"/>
       </w:pPr>
-      <w:bookmarkStart w:id="21" w:name="ashley-hindmarsh---curriculum-vitae---august-2018"/>
+      <w:bookmarkStart w:id="21" w:name="ashley-hindmarsh---curriculum-vitae---february-2019"/>
       <w:bookmarkEnd w:id="21"/>
       <w:r>
-        <w:t xml:space="preserve">Ashley Hindmarsh - Curriculum Vitae - August 2018</w:t>
+        <w:t xml:space="preserve">Ashley Hindmarsh - Curriculum Vitae - February 2019</w:t>
       </w:r>
     </w:p>
     <w:p>
       <w:pPr>
         <w:pStyle w:val="Heading1"/>
       </w:pPr>
-      <w:bookmarkStart w:id="22" w:name="experienced-contract-java-and-perl-developer."/>
+      <w:bookmarkStart w:id="22" w:name="experienced-london-based-contract-agile-java-developer"/>
       <w:bookmarkEnd w:id="22"/>
       <w:r>
-        <w:t xml:space="preserve">Experienced contract Java and Perl developer.</w:t>
+        <w:t xml:space="preserve">Experienced London-based contract Agile Java developer</w:t>
       </w:r>
     </w:p>
     <w:p>
@@ -31,7 +31,7 @@
         </w:numPr>
       </w:pPr>
       <w:r>
-        <w:t xml:space="preserve">07931 532261</w:t>
+        <w:t xml:space="preserve">Mobile 07931 532261</w:t>
       </w:r>
     </w:p>
     <w:p>
@@ -43,7 +43,7 @@
         </w:numPr>
       </w:pPr>
       <w:r>
-        <w:t xml:space="preserve">ash-jobs@best-scarper.co.uk</w:t>
+        <w:t xml:space="preserve">Email ash-jobs@best-scarper.co.uk</w:t>
       </w:r>
     </w:p>
     <w:p>
@@ -56,30 +56,6 @@
       </w:pPr>
       <w:r>
         <w:t xml:space="preserve">British Citizen</w:t>
-      </w:r>
-    </w:p>
-    <w:p>
-      <w:pPr>
-        <w:pStyle w:val="Compact"/>
-        <w:numPr>
-          <w:numId w:val="1001"/>
-          <w:ilvl w:val="0"/>
-        </w:numPr>
-      </w:pPr>
-      <w:r>
-        <w:t xml:space="preserve">Locations considered: London / Sussex / remote</w:t>
-      </w:r>
-    </w:p>
-    <w:p>
-      <w:pPr>
-        <w:pStyle w:val="Compact"/>
-        <w:numPr>
-          <w:numId w:val="1001"/>
-          <w:ilvl w:val="0"/>
-        </w:numPr>
-      </w:pPr>
-      <w:r>
-        <w:t xml:space="preserve">Security Clearance: Disclosure Scotland</w:t>
       </w:r>
     </w:p>
     <w:p>
@@ -165,7 +141,19 @@
         </w:numPr>
       </w:pPr>
       <w:r>
-        <w:t xml:space="preserve">Previously Tech lead on key customer-facing systems for the BBC - the power behind iPlayer.</w:t>
+        <w:t xml:space="preserve">Happiest as part of an agile team, focussed on customer needs and delivering business value.</w:t>
+      </w:r>
+    </w:p>
+    <w:p>
+      <w:pPr>
+        <w:pStyle w:val="Compact"/>
+        <w:numPr>
+          <w:numId w:val="1002"/>
+          <w:ilvl w:val="0"/>
+        </w:numPr>
+      </w:pPr>
+      <w:r>
+        <w:t xml:space="preserve">Previously Tech Lead on key customer-facing systems for the BBC - the power behind iPlayer.</w:t>
       </w:r>
     </w:p>
     <w:p>
@@ -233,7 +221,7 @@
         </w:numPr>
       </w:pPr>
       <w:r>
-        <w:t xml:space="preserve">Java (5+ years): Oracle Certified Associate, Java SE 8 Programmer. Spring, Apache Camel, Java8, Reactive/RxJava, JMS, TDD/BDD (JUnit, Mockito, Cucumber-JVM), Servlets, REST (JAX-RS/Jersey), Maven, JAXB, Jackson, Protobuf, Guava, Commons, Spring Boot, DropWizard.</w:t>
+        <w:t xml:space="preserve">Use of containerization (Docker) to reduce distance between development and production.</w:t>
       </w:r>
     </w:p>
     <w:p>
@@ -245,6 +233,18 @@
         </w:numPr>
       </w:pPr>
       <w:r>
+        <w:t xml:space="preserve">Java (6+ years): Oracle Certified Associate (Java 8). Spring Boot/Core/Data/Cloud, Java8+, Reactive/RxJava, Apache Camel, JMS, TDD/BDD (JUnit, Mockito, Cucumber-JVM), REST (JAX-RS/Jersey/Spring), Maven/Gradle, JAXB, JSON, DropWizard.</w:t>
+      </w:r>
+    </w:p>
+    <w:p>
+      <w:pPr>
+        <w:pStyle w:val="Compact"/>
+        <w:numPr>
+          <w:numId w:val="1003"/>
+          <w:ilvl w:val="0"/>
+        </w:numPr>
+      </w:pPr>
+      <w:r>
         <w:t xml:space="preserve">Perl (10+ years): "Modern Perl" OO (Moose/Moo, Plack) - database apps, web services, data-processing (XML, JSON etc).</w:t>
       </w:r>
     </w:p>
@@ -257,7 +257,7 @@
         </w:numPr>
       </w:pPr>
       <w:r>
-        <w:t xml:space="preserve">Ruby (2 years for BDD only): Cucumber, XML, rvm/rbenv, gem development, bundler.</w:t>
+        <w:t xml:space="preserve">Javascript (occasional): Exposure to node.js, JQuery.</w:t>
       </w:r>
     </w:p>
     <w:p>
@@ -269,7 +269,7 @@
         </w:numPr>
       </w:pPr>
       <w:r>
-        <w:t xml:space="preserve">Javascript (occasional): Exposure to node.js, JQuery.</w:t>
+        <w:t xml:space="preserve">Other dynamic languages: Javascript, Ruby, Python</w:t>
       </w:r>
     </w:p>
     <w:p>
@@ -281,31 +281,7 @@
         </w:numPr>
       </w:pPr>
       <w:r>
-        <w:t xml:space="preserve">BDD: Ruby/Java, Cucumber, some Jasmine/Selenium.</w:t>
-      </w:r>
-    </w:p>
-    <w:p>
-      <w:pPr>
-        <w:pStyle w:val="Compact"/>
-        <w:numPr>
-          <w:numId w:val="1003"/>
-          <w:ilvl w:val="0"/>
-        </w:numPr>
-      </w:pPr>
-      <w:r>
-        <w:t xml:space="preserve">Frontend (limited): HTML, CSS, Javascript (JQuery), Bootstrap.</w:t>
-      </w:r>
-    </w:p>
-    <w:p>
-      <w:pPr>
-        <w:pStyle w:val="Compact"/>
-        <w:numPr>
-          <w:numId w:val="1003"/>
-          <w:ilvl w:val="0"/>
-        </w:numPr>
-      </w:pPr>
-      <w:r>
-        <w:t xml:space="preserve">Also commercial experience with: Python, C/C++, GNU toolset (bash etc), OpenSSL, XML toolchain (XSLT, XQuery, etc), virtualization.</w:t>
+        <w:t xml:space="preserve">Frontend (basic): HTML, CSS, Javascript (JQuery), Bootstrap.</w:t>
       </w:r>
     </w:p>
     <w:p>
@@ -339,7 +315,7 @@
         </w:numPr>
       </w:pPr>
       <w:r>
-        <w:t xml:space="preserve">"NoSQL" databases and key/value stores (e.g. DynamoDB, Cassandra, Redis, Memcached)</w:t>
+        <w:t xml:space="preserve">"NoSQL" databases and key/value stores (e.g. DynamoDB, Redis, Memcached)</w:t>
       </w:r>
     </w:p>
     <w:p>
@@ -385,7 +361,7 @@
         </w:numPr>
       </w:pPr>
       <w:r>
-        <w:t xml:space="preserve">Web-scale architecture: availability, maintainability, API design, caching, volumetrics, microservices</w:t>
+        <w:t xml:space="preserve">Web-scale architecture: availability, maintainability, API design, caching, volumetrics, microservices, performance testing.</w:t>
       </w:r>
     </w:p>
     <w:p>
@@ -397,7 +373,7 @@
         </w:numPr>
       </w:pPr>
       <w:r>
-        <w:t xml:space="preserve">Platforms: Linux (mostly RHEL/CentOS, Ubuntu)</w:t>
+        <w:t xml:space="preserve">Platforms: Linux (mostly RHEL/CentOS, Ubuntu).</w:t>
       </w:r>
     </w:p>
     <w:p>
@@ -478,6 +454,68 @@
       <w:bookmarkEnd w:id="31"/>
       <w:r>
         <w:t xml:space="preserve">Aug 2015-present: Contracting services t/a "Belle Software"</w:t>
+      </w:r>
+    </w:p>
+    <w:p>
+      <w:r>
+        <w:rPr>
+          <w:b/>
+        </w:rPr>
+        <w:t xml:space="preserve">Java Developer</w:t>
+      </w:r>
+      <w:r>
+        <w:t xml:space="preserve"> </w:t>
+      </w:r>
+      <w:r>
+        <w:t xml:space="preserve">on-site at Tesco Bank (London / Oct 2018-Apr 2019)</w:t>
+      </w:r>
+    </w:p>
+    <w:p>
+      <w:pPr>
+        <w:pStyle w:val="Compact"/>
+        <w:numPr>
+          <w:numId w:val="1006"/>
+          <w:ilvl w:val="0"/>
+        </w:numPr>
+      </w:pPr>
+      <w:r>
+        <w:t xml:space="preserve">Part of a team of 8, engaged to rebuild the legacy Tesco PayPlus (formerly Pawqwiq) backend monolith into a microservice. architecture. Many techologies involved end-to-end, including integration of fraud prevention and detection (Cryptomathic, InAuth, Accertify), OAuth, payments (3D Secure).</w:t>
+      </w:r>
+    </w:p>
+    <w:p>
+      <w:pPr>
+        <w:pStyle w:val="Compact"/>
+        <w:numPr>
+          <w:numId w:val="1006"/>
+          <w:ilvl w:val="0"/>
+        </w:numPr>
+      </w:pPr>
+      <w:r>
+        <w:t xml:space="preserve">I translated technical specs (UML) into work units (Jira), feeding back into Agile stories, working closely with a solutions architect to ensure we are meeting the spec. Development included all functional tests, and infrastructure.</w:t>
+      </w:r>
+    </w:p>
+    <w:p>
+      <w:pPr>
+        <w:pStyle w:val="Compact"/>
+        <w:numPr>
+          <w:numId w:val="1006"/>
+          <w:ilvl w:val="0"/>
+        </w:numPr>
+      </w:pPr>
+      <w:r>
+        <w:t xml:space="preserve">Tech stack: Java 8+11, Spring Boot/Security/OAuth/Data/Cloud, Hibernate, MySQL + Flyway, Kotlin, Groovy (Gradle/Spock), AWS, Kubernetes, Jenkins. CI/CD via in-house AWS/k8s pipelines and platform.</w:t>
+      </w:r>
+    </w:p>
+    <w:p>
+      <w:pPr>
+        <w:pStyle w:val="Compact"/>
+        <w:numPr>
+          <w:numId w:val="1006"/>
+          <w:ilvl w:val="0"/>
+        </w:numPr>
+      </w:pPr>
+      <w:r>
+        <w:t xml:space="preserve">Legacy stack: Java 7, Spring, Tomcat, Oracle, Cucumber.</w:t>
       </w:r>
     </w:p>
     <w:p>
@@ -498,7 +536,7 @@
       <w:pPr>
         <w:pStyle w:val="Compact"/>
         <w:numPr>
-          <w:numId w:val="1006"/>
+          <w:numId w:val="1007"/>
           <w:ilvl w:val="0"/>
         </w:numPr>
       </w:pPr>
@@ -510,7 +548,7 @@
       <w:pPr>
         <w:pStyle w:val="Compact"/>
         <w:numPr>
-          <w:numId w:val="1006"/>
+          <w:numId w:val="1007"/>
           <w:ilvl w:val="0"/>
         </w:numPr>
       </w:pPr>
@@ -522,7 +560,7 @@
       <w:pPr>
         <w:pStyle w:val="Compact"/>
         <w:numPr>
-          <w:numId w:val="1006"/>
+          <w:numId w:val="1007"/>
           <w:ilvl w:val="0"/>
         </w:numPr>
       </w:pPr>
@@ -534,7 +572,7 @@
       <w:pPr>
         <w:pStyle w:val="Compact"/>
         <w:numPr>
-          <w:numId w:val="1006"/>
+          <w:numId w:val="1007"/>
           <w:ilvl w:val="0"/>
         </w:numPr>
       </w:pPr>
@@ -546,7 +584,7 @@
       <w:pPr>
         <w:pStyle w:val="Compact"/>
         <w:numPr>
-          <w:numId w:val="1006"/>
+          <w:numId w:val="1007"/>
           <w:ilvl w:val="0"/>
         </w:numPr>
       </w:pPr>
@@ -572,7 +610,7 @@
       <w:pPr>
         <w:pStyle w:val="Compact"/>
         <w:numPr>
-          <w:numId w:val="1007"/>
+          <w:numId w:val="1008"/>
           <w:ilvl w:val="0"/>
         </w:numPr>
       </w:pPr>
@@ -584,7 +622,7 @@
       <w:pPr>
         <w:pStyle w:val="Compact"/>
         <w:numPr>
-          <w:numId w:val="1007"/>
+          <w:numId w:val="1008"/>
           <w:ilvl w:val="0"/>
         </w:numPr>
       </w:pPr>
@@ -596,7 +634,7 @@
       <w:pPr>
         <w:pStyle w:val="Compact"/>
         <w:numPr>
-          <w:numId w:val="1007"/>
+          <w:numId w:val="1008"/>
           <w:ilvl w:val="0"/>
         </w:numPr>
       </w:pPr>
@@ -622,7 +660,7 @@
       <w:pPr>
         <w:pStyle w:val="Compact"/>
         <w:numPr>
-          <w:numId w:val="1008"/>
+          <w:numId w:val="1009"/>
           <w:ilvl w:val="0"/>
         </w:numPr>
       </w:pPr>
@@ -634,7 +672,7 @@
       <w:pPr>
         <w:pStyle w:val="Compact"/>
         <w:numPr>
-          <w:numId w:val="1008"/>
+          <w:numId w:val="1009"/>
           <w:ilvl w:val="0"/>
         </w:numPr>
       </w:pPr>
@@ -646,7 +684,7 @@
       <w:pPr>
         <w:pStyle w:val="Compact"/>
         <w:numPr>
-          <w:numId w:val="1008"/>
+          <w:numId w:val="1009"/>
           <w:ilvl w:val="0"/>
         </w:numPr>
       </w:pPr>
@@ -658,25 +696,25 @@
       <w:pPr>
         <w:pStyle w:val="Heading3"/>
       </w:pPr>
-      <w:bookmarkStart w:id="32" w:name="aug2015-bbc-digital---media-services"/>
+      <w:bookmarkStart w:id="32" w:name="august-2008---july-2015-bbc-digitalfuture-media"/>
       <w:bookmarkEnd w:id="32"/>
       <w:r>
-        <w:t xml:space="preserve">2014-(Aug)2015: BBC Digital - Media Services</w:t>
+        <w:t xml:space="preserve">August 2008 - July 2015: BBC Digital/Future Media</w:t>
       </w:r>
     </w:p>
     <w:p>
       <w:r>
         <w:rPr>
-          <w:b/>
+          <w:i/>
         </w:rPr>
-        <w:t xml:space="preserve">Team Lead / Principal Software Engineer</w:t>
-      </w:r>
-    </w:p>
-    <w:p>
-      <w:pPr>
-        <w:pStyle w:val="Compact"/>
-        <w:numPr>
-          <w:numId w:val="1009"/>
+        <w:t xml:space="preserve">2014-2015 : Team Lead / Principal Software Engineer - Media Services</w:t>
+      </w:r>
+    </w:p>
+    <w:p>
+      <w:pPr>
+        <w:pStyle w:val="Compact"/>
+        <w:numPr>
+          <w:numId w:val="1010"/>
           <w:ilvl w:val="0"/>
         </w:numPr>
       </w:pPr>
@@ -688,7 +726,7 @@
       <w:pPr>
         <w:pStyle w:val="Compact"/>
         <w:numPr>
-          <w:numId w:val="1009"/>
+          <w:numId w:val="1010"/>
           <w:ilvl w:val="0"/>
         </w:numPr>
       </w:pPr>
@@ -714,31 +752,19 @@
       <w:pPr>
         <w:pStyle w:val="Compact"/>
         <w:numPr>
-          <w:numId w:val="1009"/>
-          <w:ilvl w:val="0"/>
-        </w:numPr>
-      </w:pPr>
-      <w:r>
-        <w:t xml:space="preserve">Java (Camel/Jersey/Spring Boot) applications, continuous integration (Jenkins), AWS in a devops environment. Extensive use of AWS (EC2/ELB/ASG,CloudFormation,S3,SQS,SNS - limited exposure to DynamoDB and Lambdas).</w:t>
-      </w:r>
-    </w:p>
-    <w:p>
-      <w:pPr>
-        <w:pStyle w:val="Compact"/>
-        <w:numPr>
-          <w:numId w:val="1009"/>
-          <w:ilvl w:val="0"/>
-        </w:numPr>
-      </w:pPr>
-      <w:r>
-        <w:t xml:space="preserve">Attended AWS Architecture courses. Contributed/presented at BBC internal cloud forum.</w:t>
-      </w:r>
-    </w:p>
-    <w:p>
-      <w:pPr>
-        <w:pStyle w:val="Compact"/>
-        <w:numPr>
-          <w:numId w:val="1009"/>
+          <w:numId w:val="1010"/>
+          <w:ilvl w:val="0"/>
+        </w:numPr>
+      </w:pPr>
+      <w:r>
+        <w:t xml:space="preserve">Java (Camel/Jersey) applications, continuous integration (Jenkins), AWS in a devops environment. Extensive use of AWS (EC2/ELB/ASG,CloudFormation,S3,SQS,SNS - limited exposure to DynamoDB and Lambdas).</w:t>
+      </w:r>
+    </w:p>
+    <w:p>
+      <w:pPr>
+        <w:pStyle w:val="Compact"/>
+        <w:numPr>
+          <w:numId w:val="1010"/>
           <w:ilvl w:val="0"/>
         </w:numPr>
       </w:pPr>
@@ -747,188 +773,156 @@
       </w:r>
     </w:p>
     <w:p>
+      <w:r>
+        <w:rPr>
+          <w:i/>
+        </w:rPr>
+        <w:t xml:space="preserve">2012-2014 : Principal Software Engineer - Publishing Services</w:t>
+      </w:r>
+    </w:p>
+    <w:p>
+      <w:pPr>
+        <w:pStyle w:val="Compact"/>
+        <w:numPr>
+          <w:numId w:val="1011"/>
+          <w:ilvl w:val="0"/>
+        </w:numPr>
+      </w:pPr>
+      <w:r>
+        <w:t xml:space="preserve">Development and maintenance of Java components for Video Factory (details above), and existing Perl components.</w:t>
+      </w:r>
+    </w:p>
+    <w:p>
+      <w:pPr>
+        <w:pStyle w:val="Compact"/>
+        <w:numPr>
+          <w:numId w:val="1011"/>
+          <w:ilvl w:val="0"/>
+        </w:numPr>
+      </w:pPr>
+      <w:r>
+        <w:t xml:space="preserve">Ongoing tech lead responsibility for selected iPlayer's core services - then supporting 18 million+ req/day.</w:t>
+      </w:r>
+    </w:p>
+    <w:p>
+      <w:pPr>
+        <w:pStyle w:val="Compact"/>
+        <w:numPr>
+          <w:numId w:val="1011"/>
+          <w:ilvl w:val="0"/>
+        </w:numPr>
+      </w:pPr>
+      <w:r>
+        <w:t xml:space="preserve">Designed and delivered a secure SAML gateway supporting the "BBC Store" and the "Xbox iPlayer" products.</w:t>
+      </w:r>
+    </w:p>
+    <w:p>
+      <w:pPr>
+        <w:pStyle w:val="Compact"/>
+        <w:numPr>
+          <w:numId w:val="1011"/>
+          <w:ilvl w:val="0"/>
+        </w:numPr>
+      </w:pPr>
+      <w:r>
+        <w:t xml:space="preserve">Organised coding "dojos" for TDD.</w:t>
+      </w:r>
+    </w:p>
+    <w:p>
+      <w:r>
+        <w:rPr>
+          <w:i/>
+        </w:rPr>
+        <w:t xml:space="preserve">2008-2012 : Technical Lead / Principal Software Engineer</w:t>
+      </w:r>
+    </w:p>
+    <w:p>
+      <w:pPr>
+        <w:pStyle w:val="Compact"/>
+        <w:numPr>
+          <w:numId w:val="1012"/>
+          <w:ilvl w:val="0"/>
+        </w:numPr>
+      </w:pPr>
+      <w:r>
+        <w:t xml:space="preserve">Design and delivery of "Media Selector 5" application in Perl; a business-critical, audience-facing service behind all iPlayer playback. Tech: Perl (Moose,Plack), XML/JSON, NoSQL (couchdb).</w:t>
+      </w:r>
+    </w:p>
+    <w:p>
+      <w:pPr>
+        <w:pStyle w:val="Compact"/>
+        <w:numPr>
+          <w:numId w:val="1012"/>
+          <w:ilvl w:val="0"/>
+        </w:numPr>
+      </w:pPr>
+      <w:r>
+        <w:t xml:space="preserve">Ongoing maintenance on existing related middleware and customer-facing services for BBC media delivery. Included major database migration (2012-2014); focus on data integrity, risk management and migration planning.</w:t>
+      </w:r>
+    </w:p>
+    <w:p>
+      <w:pPr>
+        <w:pStyle w:val="Compact"/>
+        <w:numPr>
+          <w:numId w:val="1012"/>
+          <w:ilvl w:val="0"/>
+        </w:numPr>
+      </w:pPr>
+      <w:r>
+        <w:t xml:space="preserve">Led the delivery of the playback mechanism for iPlayer 3G/iOS product (Dec 2011).</w:t>
+      </w:r>
+    </w:p>
+    <w:p>
       <w:pPr>
         <w:pStyle w:val="Heading3"/>
       </w:pPr>
-      <w:bookmarkStart w:id="34" w:name="bbc-future-media---publishing-services"/>
+      <w:bookmarkStart w:id="34" w:name="caiw-netwerken-contract"/>
       <w:bookmarkEnd w:id="34"/>
       <w:r>
-        <w:t xml:space="preserve">2012-2014: BBC Future Media - Publishing Services</w:t>
-      </w:r>
-    </w:p>
-    <w:p>
-      <w:r>
-        <w:rPr>
-          <w:b/>
-        </w:rPr>
-        <w:t xml:space="preserve">Principal Software Engineer</w:t>
-      </w:r>
-    </w:p>
-    <w:p>
-      <w:pPr>
-        <w:pStyle w:val="Compact"/>
-        <w:numPr>
-          <w:numId w:val="1010"/>
-          <w:ilvl w:val="0"/>
-        </w:numPr>
-      </w:pPr>
-      <w:r>
-        <w:t xml:space="preserve">Development and maintenance of Java components for Video Factory (details above), and existing Perl components.</w:t>
-      </w:r>
-    </w:p>
-    <w:p>
-      <w:pPr>
-        <w:pStyle w:val="Compact"/>
-        <w:numPr>
-          <w:numId w:val="1010"/>
-          <w:ilvl w:val="0"/>
-        </w:numPr>
-      </w:pPr>
-      <w:r>
-        <w:t xml:space="preserve">Ongoing tech lead responsibility for selected iPlayer's core services - then supporting 18 million+ req/day.</w:t>
-      </w:r>
-    </w:p>
-    <w:p>
-      <w:pPr>
-        <w:pStyle w:val="Compact"/>
-        <w:numPr>
-          <w:numId w:val="1010"/>
-          <w:ilvl w:val="0"/>
-        </w:numPr>
-      </w:pPr>
-      <w:r>
-        <w:t xml:space="preserve">Designed and delivered a secure SAML gateway supporting the "BBC Store" and the "Xbox iPlayer" products.</w:t>
-      </w:r>
-    </w:p>
-    <w:p>
-      <w:pPr>
-        <w:pStyle w:val="Compact"/>
-        <w:numPr>
-          <w:numId w:val="1010"/>
-          <w:ilvl w:val="0"/>
-        </w:numPr>
-      </w:pPr>
-      <w:r>
-        <w:t xml:space="preserve">Organised coding "dojos" for TDD.</w:t>
+        <w:t xml:space="preserve">2007-2008 CAIW Netwerken (contract)</w:t>
+      </w:r>
+    </w:p>
+    <w:p>
+      <w:pPr>
+        <w:pStyle w:val="Compact"/>
+        <w:numPr>
+          <w:numId w:val="1013"/>
+          <w:ilvl w:val="0"/>
+        </w:numPr>
+      </w:pPr>
+      <w:r>
+        <w:t xml:space="preserve">Maintaining Perl middleware services; reverse-engineered SOAP/WSDL contract from Perl source code for Java clients.</w:t>
       </w:r>
     </w:p>
     <w:p>
       <w:pPr>
         <w:pStyle w:val="Heading3"/>
       </w:pPr>
-      <w:bookmarkStart w:id="35" w:name="bbc-future-media---online-technology-group"/>
+      <w:bookmarkStart w:id="35" w:name="semantico-ltd"/>
       <w:bookmarkEnd w:id="35"/>
       <w:r>
-        <w:t xml:space="preserve">2008-2012: BBC Future Media - Online Technology Group</w:t>
-      </w:r>
-    </w:p>
-    <w:p>
-      <w:r>
-        <w:rPr>
-          <w:b/>
-        </w:rPr>
-        <w:t xml:space="preserve">Technical Lead / Principal Software Engineer (contract)</w:t>
-      </w:r>
-    </w:p>
-    <w:p>
-      <w:pPr>
-        <w:pStyle w:val="Compact"/>
-        <w:numPr>
-          <w:numId w:val="1011"/>
-          <w:ilvl w:val="0"/>
-        </w:numPr>
-      </w:pPr>
-      <w:r>
-        <w:t xml:space="preserve">Design and delivery of "Media Selector 5" application in Perl; a business-critical, audience-facing service behind all iPlayer playback. Tech: Perl (Moose,Plack), XML/JSON, NoSQL (couchdb).</w:t>
-      </w:r>
-    </w:p>
-    <w:p>
-      <w:pPr>
-        <w:pStyle w:val="Compact"/>
-        <w:numPr>
-          <w:numId w:val="1011"/>
-          <w:ilvl w:val="0"/>
-        </w:numPr>
-      </w:pPr>
-      <w:r>
-        <w:t xml:space="preserve">Ongoing maintenance on existing related middleware and customer-facing services for BBC media delivery. Included major database migration (2012-2014); focus on data integrity, risk management and migration planning.</w:t>
-      </w:r>
-    </w:p>
-    <w:p>
-      <w:pPr>
-        <w:pStyle w:val="Compact"/>
-        <w:numPr>
-          <w:numId w:val="1011"/>
-          <w:ilvl w:val="0"/>
-        </w:numPr>
-      </w:pPr>
-      <w:r>
-        <w:t xml:space="preserve">Led the delivery of the playback mechanism for iPlayer 3G/iOS product (Dec 2011).</w:t>
+        <w:t xml:space="preserve">2005-2007 Semantico Ltd</w:t>
+      </w:r>
+    </w:p>
+    <w:p>
+      <w:pPr>
+        <w:pStyle w:val="Compact"/>
+        <w:numPr>
+          <w:numId w:val="1014"/>
+          <w:ilvl w:val="0"/>
+        </w:numPr>
+      </w:pPr>
+      <w:r>
+        <w:t xml:space="preserve">Developing new client sites (e.g. www.blackwellreference.com) in Perl using Semantico's backend CMS and access management technology.</w:t>
       </w:r>
     </w:p>
     <w:p>
       <w:pPr>
         <w:pStyle w:val="Heading3"/>
       </w:pPr>
-      <w:bookmarkStart w:id="36" w:name="caiw-netwerken-contract"/>
+      <w:bookmarkStart w:id="36" w:name="best-scarper-ltd"/>
       <w:bookmarkEnd w:id="36"/>
       <w:r>
-        <w:t xml:space="preserve">2007-2008 CAIW Netwerken (contract)</w:t>
-      </w:r>
-    </w:p>
-    <w:p>
-      <w:pPr>
-        <w:pStyle w:val="Compact"/>
-        <w:numPr>
-          <w:numId w:val="1012"/>
-          <w:ilvl w:val="0"/>
-        </w:numPr>
-      </w:pPr>
-      <w:r>
-        <w:t xml:space="preserve">Maintaining Perl middleware services; reverse-engineered SOAP/WSDL contract from Perl source code for Java clients.</w:t>
-      </w:r>
-    </w:p>
-    <w:p>
-      <w:pPr>
-        <w:pStyle w:val="Heading3"/>
-      </w:pPr>
-      <w:bookmarkStart w:id="37" w:name="semantico-ltd"/>
-      <w:bookmarkEnd w:id="37"/>
-      <w:r>
-        <w:t xml:space="preserve">2005-2007 Semantico Ltd</w:t>
-      </w:r>
-    </w:p>
-    <w:p>
-      <w:pPr>
-        <w:pStyle w:val="Compact"/>
-        <w:numPr>
-          <w:numId w:val="1013"/>
-          <w:ilvl w:val="0"/>
-        </w:numPr>
-      </w:pPr>
-      <w:r>
-        <w:t xml:space="preserve">Developing new client sites (e.g. www.blackwellreference.com) in Perl using Semantico's backend CMS and access management technology.</w:t>
-      </w:r>
-    </w:p>
-    <w:p>
-      <w:pPr>
-        <w:pStyle w:val="Compact"/>
-        <w:numPr>
-          <w:numId w:val="1013"/>
-          <w:ilvl w:val="0"/>
-        </w:numPr>
-      </w:pPr>
-      <w:r>
-        <w:t xml:space="preserve">Some Java work (Eclipse/Tomcat/Hibernate/PostgreSQL)</w:t>
-      </w:r>
-    </w:p>
-    <w:p>
-      <w:pPr>
-        <w:pStyle w:val="Heading3"/>
-      </w:pPr>
-      <w:bookmarkStart w:id="38" w:name="best-scarper-ltd"/>
-      <w:bookmarkEnd w:id="38"/>
-      <w:r>
         <w:t xml:space="preserve">1999-2005 Best Scarper Ltd</w:t>
       </w:r>
     </w:p>
@@ -936,7 +930,7 @@
       <w:pPr>
         <w:pStyle w:val="Compact"/>
         <w:numPr>
-          <w:numId w:val="1014"/>
+          <w:numId w:val="1015"/>
           <w:ilvl w:val="0"/>
         </w:numPr>
       </w:pPr>
@@ -1037,7 +1031,7 @@
     </w:lvl>
   </w:abstractNum>
   <w:abstractNum w:abstractNumId="990">
-    <w:nsid w:val="82b8f51b"/>
+    <w:nsid w:val="295dd807"/>
     <w:multiLevelType w:val="multilevel"/>
     <w:lvl w:ilvl="0">
       <w:numFmt w:val="bullet"/>
@@ -1118,7 +1112,7 @@
     </w:lvl>
   </w:abstractNum>
   <w:abstractNum w:abstractNumId="991">
-    <w:nsid w:val="f9dfd802"/>
+    <w:nsid w:val="3ed8d47b"/>
     <w:multiLevelType w:val="multilevel"/>
     <w:lvl w:ilvl="0">
       <w:numFmt w:val="bullet"/>
@@ -1244,6 +1238,9 @@
     <w:abstractNumId w:val="991"/>
   </w:num>
   <w:num w:numId="1014">
+    <w:abstractNumId w:val="991"/>
+  </w:num>
+  <w:num w:numId="1015">
     <w:abstractNumId w:val="991"/>
   </w:num>
 </w:numbering>
